--- a/ax-request-hub/docs/AX_Request_Hub_사용가이드.docx
+++ b/ax-request-hub/docs/AX_Request_Hub_사용가이드.docx
@@ -150,7 +150,7 @@
                 <w:sz w:val="18"/>
                 <w:szCs w:val="18"/>
               </w:rPr>
-              <w:t xml:space="preserve">http://localhost:3000</w:t>
+              <w:t xml:space="preserve">http://localhost:3002</w:t>
             </w:r>
           </w:p>
         </w:tc>
@@ -862,7 +862,7 @@
               <w:rPr>
                 <w:color w:val="006600"/>
               </w:rPr>
-              <w:t xml:space="preserve">보고서 작성 시간 90% 단축 (4시간→30분). 3명×12회 기준 연 126시간 절감. 수치 오류 제로화</w:t>
+              <w:t xml:space="preserve">보고서 작성 시간 90% 단축 (4시간→30분). 3명×12회 기준 연 156시간 절감. 수치 오류 제로화</w:t>
             </w:r>
           </w:p>
         </w:tc>
